--- a/CUWebinars.Web/App_Data/mergeTemplates/PasswordResetRequest.docx
+++ b/CUWebinars.Web/App_Data/mergeTemplates/PasswordResetRequest.docx
@@ -242,14 +242,27 @@
             <w:r>
               <w:t xml:space="preserve">Dear </w:t>
             </w:r>
-            <w:fldSimple w:instr=" MERGEFIELD  FirstName  \* MERGEFORMAT ">
-              <w:r>
-                <w:rPr>
-                  <w:noProof/>
-                </w:rPr>
-                <w:t>«FirstName»</w:t>
-              </w:r>
-            </w:fldSimple>
+            <w:r>
+              <w:fldChar w:fldCharType="begin"/>
+            </w:r>
+            <w:r>
+              <w:instrText xml:space="preserve"> MERGEFIELD  FirstName  \* MERGEFORMAT </w:instrText>
+            </w:r>
+            <w:r>
+              <w:fldChar w:fldCharType="separate"/>
+            </w:r>
+            <w:r>
+              <w:rPr>
+                <w:noProof/>
+              </w:rPr>
+              <w:t>«FirstName»</w:t>
+            </w:r>
+            <w:r>
+              <w:rPr>
+                <w:noProof/>
+              </w:rPr>
+              <w:fldChar w:fldCharType="end"/>
+            </w:r>
             <w:r>
               <w:t>,</w:t>
             </w:r>
@@ -343,7 +356,6 @@
               </w:rPr>
               <w:t>«</w:t>
             </w:r>
-            <w:bookmarkStart w:id="1" w:name="_GoBack"/>
             <w:r>
               <w:rPr>
                 <w:b/>
@@ -354,7 +366,6 @@
               </w:rPr>
               <w:t>PasswordResetLink</w:t>
             </w:r>
-            <w:bookmarkEnd w:id="1"/>
             <w:r>
               <w:rPr>
                 <w:i/>
@@ -437,8 +448,8 @@
                     <w:tblLook w:val="04A0" w:firstRow="1" w:lastRow="0" w:firstColumn="1" w:lastColumn="0" w:noHBand="0" w:noVBand="1"/>
                   </w:tblPr>
                   <w:tblGrid>
-                    <w:gridCol w:w="4191"/>
-                    <w:gridCol w:w="4202"/>
+                    <w:gridCol w:w="4183"/>
+                    <w:gridCol w:w="4194"/>
                   </w:tblGrid>
                   <w:tr>
                     <w:tc>
@@ -517,51 +528,16 @@
                         <w:pPr>
                           <w:jc w:val="center"/>
                           <w:rPr>
-                            <w:rFonts w:eastAsia="Times New Roman" w:cs="Times New Roman"/>
                             <w:sz w:val="18"/>
                             <w:szCs w:val="18"/>
                           </w:rPr>
                         </w:pPr>
                         <w:r>
                           <w:rPr>
-                            <w:rFonts w:eastAsia="Times New Roman" w:cs="Times New Roman"/>
-                            <w:sz w:val="18"/>
-                            <w:szCs w:val="18"/>
-                          </w:rPr>
-                          <w:fldChar w:fldCharType="begin"/>
-                        </w:r>
-                        <w:r>
-                          <w:rPr>
-                            <w:rFonts w:eastAsia="Times New Roman" w:cs="Times New Roman"/>
-                            <w:sz w:val="18"/>
-                            <w:szCs w:val="18"/>
-                          </w:rPr>
-                          <w:instrText xml:space="preserve"> MERGEFIELD  SupportEmail  \* MERGEFORMAT </w:instrText>
-                        </w:r>
-                        <w:r>
-                          <w:rPr>
-                            <w:rFonts w:eastAsia="Times New Roman" w:cs="Times New Roman"/>
-                            <w:sz w:val="18"/>
-                            <w:szCs w:val="18"/>
-                          </w:rPr>
-                          <w:fldChar w:fldCharType="separate"/>
-                        </w:r>
-                        <w:r>
-                          <w:rPr>
-                            <w:rFonts w:eastAsia="Times New Roman" w:cs="Times New Roman"/>
-                            <w:noProof/>
-                            <w:sz w:val="18"/>
-                            <w:szCs w:val="18"/>
-                          </w:rPr>
-                          <w:t>«SupportEmail»</w:t>
-                        </w:r>
-                        <w:r>
-                          <w:rPr>
-                            <w:rFonts w:eastAsia="Times New Roman" w:cs="Times New Roman"/>
-                            <w:sz w:val="18"/>
-                            <w:szCs w:val="18"/>
-                          </w:rPr>
-                          <w:fldChar w:fldCharType="end"/>
+                            <w:sz w:val="18"/>
+                            <w:szCs w:val="18"/>
+                          </w:rPr>
+                          <w:t>info@ttstrain.com</w:t>
                         </w:r>
                       </w:p>
                       <w:p>
@@ -573,6 +549,8 @@
                             <w:szCs w:val="18"/>
                           </w:rPr>
                         </w:pPr>
+                        <w:bookmarkStart w:id="1" w:name="_GoBack"/>
+                        <w:bookmarkEnd w:id="1"/>
                         <w:r>
                           <w:rPr>
                             <w:rFonts w:eastAsia="Times New Roman" w:cs="Times New Roman"/>
@@ -1459,7 +1437,7 @@
 </file>
 
 <file path=customXml/itemProps1.xml><?xml version="1.0" encoding="utf-8"?>
-<ds:datastoreItem xmlns:ds="http://schemas.openxmlformats.org/officeDocument/2006/customXml" ds:itemID="{6048EDE6-0ABE-45A5-90F9-B0607C35FAD8}">
+<ds:datastoreItem xmlns:ds="http://schemas.openxmlformats.org/officeDocument/2006/customXml" ds:itemID="{E300223F-78FA-4866-BA36-1F9BF413483A}">
   <ds:schemaRefs>
     <ds:schemaRef ds:uri="http://schemas.openxmlformats.org/officeDocument/2006/bibliography"/>
   </ds:schemaRefs>
